--- a/flutter_documents/flutter_web/fw3_customize_website_name_and_id.docx
+++ b/flutter_documents/flutter_web/fw3_customize_website_name_and_id.docx
@@ -6,18 +6,20 @@
       <w:pPr>
         <w:jc w:val="center"/>
         <w:rPr>
-          <w:b/>
-          <w:bCs/>
-          <w:sz w:val="40"/>
-          <w:szCs w:val="40"/>
-        </w:rPr>
-      </w:pPr>
-      <w:r>
-        <w:rPr>
-          <w:b/>
-          <w:bCs/>
-          <w:sz w:val="40"/>
-          <w:szCs w:val="40"/>
+          <w:rFonts w:ascii="Calibri" w:hAnsi="Calibri" w:cs="Calibri"/>
+          <w:b/>
+          <w:bCs/>
+          <w:sz w:val="44"/>
+          <w:szCs w:val="44"/>
+        </w:rPr>
+      </w:pPr>
+      <w:r>
+        <w:rPr>
+          <w:rFonts w:ascii="Calibri" w:hAnsi="Calibri" w:cs="Calibri"/>
+          <w:b/>
+          <w:bCs/>
+          <w:sz w:val="44"/>
+          <w:szCs w:val="44"/>
         </w:rPr>
         <w:t>INDEX</w:t>
       </w:r>
@@ -31,26 +33,38 @@
         </w:numPr>
         <w:jc w:val="both"/>
         <w:rPr>
+          <w:rFonts w:ascii="Calibri" w:hAnsi="Calibri" w:cs="Calibri"/>
           <w:sz w:val="32"/>
           <w:szCs w:val="32"/>
         </w:rPr>
       </w:pPr>
       <w:r>
         <w:rPr>
+          <w:rFonts w:ascii="Calibri" w:hAnsi="Calibri" w:cs="Calibri"/>
           <w:sz w:val="32"/>
           <w:szCs w:val="32"/>
         </w:rPr>
-        <w:t>Customize Website Name &amp; PWA/App Name</w:t>
-      </w:r>
-      <w:r>
-        <w:rPr>
+        <w:t>Customize Website Name &amp; PWA/App Name……………</w:t>
+      </w:r>
+      <w:r>
+        <w:rPr>
+          <w:rFonts w:ascii="Calibri" w:hAnsi="Calibri" w:cs="Calibri"/>
           <w:sz w:val="32"/>
           <w:szCs w:val="32"/>
         </w:rPr>
-        <w:t>…………………….…</w:t>
-      </w:r>
-      <w:r>
-        <w:rPr>
+        <w:t>………</w:t>
+      </w:r>
+      <w:r>
+        <w:rPr>
+          <w:rFonts w:ascii="Calibri" w:hAnsi="Calibri" w:cs="Calibri"/>
+          <w:sz w:val="32"/>
+          <w:szCs w:val="32"/>
+        </w:rPr>
+        <w:t>……….…</w:t>
+      </w:r>
+      <w:r>
+        <w:rPr>
+          <w:rFonts w:ascii="Calibri" w:hAnsi="Calibri" w:cs="Calibri"/>
           <w:sz w:val="32"/>
           <w:szCs w:val="32"/>
         </w:rPr>
@@ -66,6 +80,7 @@
         </w:numPr>
         <w:jc w:val="both"/>
         <w:rPr>
+          <w:rFonts w:ascii="Calibri" w:hAnsi="Calibri" w:cs="Calibri"/>
           <w:sz w:val="32"/>
           <w:szCs w:val="32"/>
         </w:rPr>
@@ -75,6 +90,7 @@
       <w:pPr>
         <w:jc w:val="both"/>
         <w:rPr>
+          <w:rFonts w:ascii="Calibri" w:hAnsi="Calibri" w:cs="Calibri"/>
           <w:sz w:val="32"/>
           <w:szCs w:val="32"/>
         </w:rPr>
@@ -84,6 +100,7 @@
       <w:pPr>
         <w:jc w:val="both"/>
         <w:rPr>
+          <w:rFonts w:ascii="Calibri" w:hAnsi="Calibri" w:cs="Calibri"/>
           <w:sz w:val="32"/>
           <w:szCs w:val="32"/>
         </w:rPr>
@@ -93,6 +110,7 @@
       <w:pPr>
         <w:jc w:val="both"/>
         <w:rPr>
+          <w:rFonts w:ascii="Calibri" w:hAnsi="Calibri" w:cs="Calibri"/>
           <w:sz w:val="32"/>
           <w:szCs w:val="32"/>
         </w:rPr>
@@ -102,22 +120,25 @@
       <w:pPr>
         <w:jc w:val="both"/>
         <w:rPr>
-          <w:sz w:val="32"/>
-          <w:szCs w:val="32"/>
-        </w:rPr>
-      </w:pPr>
-    </w:p>
-    <w:p>
-      <w:pPr>
-        <w:rPr>
-          <w:sz w:val="32"/>
-          <w:szCs w:val="32"/>
-        </w:rPr>
-      </w:pPr>
-      <w:r>
-        <w:rPr>
-          <w:sz w:val="32"/>
-          <w:szCs w:val="32"/>
+          <w:rFonts w:ascii="Calibri" w:hAnsi="Calibri" w:cs="Calibri"/>
+          <w:sz w:val="34"/>
+          <w:szCs w:val="34"/>
+        </w:rPr>
+      </w:pPr>
+    </w:p>
+    <w:p>
+      <w:pPr>
+        <w:rPr>
+          <w:rFonts w:ascii="Calibri" w:hAnsi="Calibri" w:cs="Calibri"/>
+          <w:sz w:val="34"/>
+          <w:szCs w:val="34"/>
+        </w:rPr>
+      </w:pPr>
+      <w:r>
+        <w:rPr>
+          <w:rFonts w:ascii="Calibri" w:hAnsi="Calibri" w:cs="Calibri"/>
+          <w:sz w:val="34"/>
+          <w:szCs w:val="34"/>
         </w:rPr>
         <w:br w:type="page"/>
       </w:r>
@@ -126,37 +147,41 @@
       <w:pPr>
         <w:jc w:val="both"/>
         <w:rPr>
-          <w:b/>
-          <w:bCs/>
-          <w:sz w:val="32"/>
-          <w:szCs w:val="32"/>
-        </w:rPr>
-      </w:pPr>
-      <w:r>
-        <w:rPr>
-          <w:b/>
-          <w:bCs/>
-          <w:sz w:val="32"/>
-          <w:szCs w:val="32"/>
+          <w:rFonts w:ascii="Calibri" w:hAnsi="Calibri" w:cs="Calibri"/>
+          <w:b/>
+          <w:bCs/>
+          <w:sz w:val="36"/>
+          <w:szCs w:val="36"/>
+        </w:rPr>
+      </w:pPr>
+      <w:r>
+        <w:rPr>
+          <w:rFonts w:ascii="Calibri" w:hAnsi="Calibri" w:cs="Calibri"/>
+          <w:b/>
+          <w:bCs/>
+          <w:sz w:val="36"/>
+          <w:szCs w:val="36"/>
         </w:rPr>
         <w:lastRenderedPageBreak/>
         <w:t>Customize Website Name &amp; PWA/App Name</w:t>
       </w:r>
       <w:r>
         <w:rPr>
-          <w:b/>
-          <w:bCs/>
-          <w:sz w:val="32"/>
-          <w:szCs w:val="32"/>
+          <w:rFonts w:ascii="Calibri" w:hAnsi="Calibri" w:cs="Calibri"/>
+          <w:b/>
+          <w:bCs/>
+          <w:sz w:val="36"/>
+          <w:szCs w:val="36"/>
         </w:rPr>
         <w:t xml:space="preserve"> (Before Firebase Setup)</w:t>
       </w:r>
       <w:r>
         <w:rPr>
-          <w:b/>
-          <w:bCs/>
-          <w:sz w:val="32"/>
-          <w:szCs w:val="32"/>
+          <w:rFonts w:ascii="Calibri" w:hAnsi="Calibri" w:cs="Calibri"/>
+          <w:b/>
+          <w:bCs/>
+          <w:sz w:val="36"/>
+          <w:szCs w:val="36"/>
         </w:rPr>
         <w:t>:</w:t>
       </w:r>
@@ -165,46 +190,52 @@
       <w:pPr>
         <w:jc w:val="both"/>
         <w:rPr>
-          <w:sz w:val="32"/>
-          <w:szCs w:val="32"/>
-        </w:rPr>
-      </w:pPr>
-      <w:r>
-        <w:rPr>
-          <w:sz w:val="32"/>
-          <w:szCs w:val="32"/>
+          <w:rFonts w:ascii="Calibri" w:hAnsi="Calibri" w:cs="Calibri"/>
+          <w:sz w:val="36"/>
+          <w:szCs w:val="36"/>
+        </w:rPr>
+      </w:pPr>
+      <w:r>
+        <w:rPr>
+          <w:rFonts w:ascii="Calibri" w:hAnsi="Calibri" w:cs="Calibri"/>
+          <w:sz w:val="36"/>
+          <w:szCs w:val="36"/>
         </w:rPr>
         <w:t xml:space="preserve"># A must before </w:t>
       </w:r>
       <w:r>
         <w:rPr>
-          <w:b/>
-          <w:bCs/>
-          <w:sz w:val="32"/>
-          <w:szCs w:val="32"/>
+          <w:rFonts w:ascii="Calibri" w:hAnsi="Calibri" w:cs="Calibri"/>
+          <w:b/>
+          <w:bCs/>
+          <w:sz w:val="36"/>
+          <w:szCs w:val="36"/>
         </w:rPr>
         <w:t>Firebase</w:t>
       </w:r>
       <w:r>
         <w:rPr>
-          <w:sz w:val="32"/>
-          <w:szCs w:val="32"/>
+          <w:rFonts w:ascii="Calibri" w:hAnsi="Calibri" w:cs="Calibri"/>
+          <w:sz w:val="36"/>
+          <w:szCs w:val="36"/>
         </w:rPr>
         <w:t xml:space="preserve"> setup for </w:t>
       </w:r>
       <w:r>
         <w:rPr>
-          <w:b/>
-          <w:bCs/>
-          <w:sz w:val="32"/>
-          <w:szCs w:val="32"/>
+          <w:rFonts w:ascii="Calibri" w:hAnsi="Calibri" w:cs="Calibri"/>
+          <w:b/>
+          <w:bCs/>
+          <w:sz w:val="36"/>
+          <w:szCs w:val="36"/>
         </w:rPr>
         <w:t>Flutter</w:t>
       </w:r>
       <w:r>
         <w:rPr>
-          <w:sz w:val="32"/>
-          <w:szCs w:val="32"/>
+          <w:rFonts w:ascii="Calibri" w:hAnsi="Calibri" w:cs="Calibri"/>
+          <w:sz w:val="36"/>
+          <w:szCs w:val="36"/>
         </w:rPr>
         <w:t xml:space="preserve"> web</w:t>
       </w:r>
@@ -213,111 +244,80 @@
       <w:pPr>
         <w:jc w:val="both"/>
         <w:rPr>
-          <w:sz w:val="32"/>
-          <w:szCs w:val="32"/>
-        </w:rPr>
-      </w:pPr>
-    </w:p>
-    <w:p>
-      <w:pPr>
-        <w:jc w:val="both"/>
-        <w:rPr>
-          <w:sz w:val="32"/>
-          <w:szCs w:val="32"/>
-        </w:rPr>
-      </w:pPr>
-      <w:r>
-        <w:rPr>
-          <w:sz w:val="32"/>
-          <w:szCs w:val="32"/>
-        </w:rPr>
-        <w:t xml:space="preserve">Change Name in </w:t>
-      </w:r>
-      <w:proofErr w:type="spellStart"/>
-      <w:proofErr w:type="gramStart"/>
-      <w:r>
-        <w:rPr>
-          <w:sz w:val="32"/>
-          <w:szCs w:val="32"/>
-        </w:rPr>
-        <w:t>pubsec.yaml</w:t>
-      </w:r>
-      <w:proofErr w:type="spellEnd"/>
-      <w:proofErr w:type="gramEnd"/>
-      <w:r>
-        <w:rPr>
-          <w:sz w:val="32"/>
-          <w:szCs w:val="32"/>
-        </w:rPr>
-        <w:t>:</w:t>
-      </w:r>
-    </w:p>
-    <w:p>
-      <w:pPr>
-        <w:jc w:val="both"/>
-        <w:rPr>
-          <w:sz w:val="32"/>
-          <w:szCs w:val="32"/>
-        </w:rPr>
-      </w:pPr>
-      <w:r>
-        <w:rPr>
-          <w:sz w:val="32"/>
-          <w:szCs w:val="32"/>
+          <w:rFonts w:ascii="Calibri" w:hAnsi="Calibri" w:cs="Calibri"/>
+          <w:sz w:val="36"/>
+          <w:szCs w:val="36"/>
+        </w:rPr>
+      </w:pPr>
+    </w:p>
+    <w:p>
+      <w:pPr>
+        <w:jc w:val="both"/>
+        <w:rPr>
+          <w:rFonts w:ascii="Calibri" w:hAnsi="Calibri" w:cs="Calibri"/>
+          <w:sz w:val="36"/>
+          <w:szCs w:val="36"/>
+        </w:rPr>
+      </w:pPr>
+      <w:r>
+        <w:rPr>
+          <w:rFonts w:ascii="Calibri" w:hAnsi="Calibri" w:cs="Calibri"/>
+          <w:sz w:val="36"/>
+          <w:szCs w:val="36"/>
+        </w:rPr>
+        <w:t>Change Name in pubsec.yaml:</w:t>
+      </w:r>
+    </w:p>
+    <w:p>
+      <w:pPr>
+        <w:jc w:val="both"/>
+        <w:rPr>
+          <w:rFonts w:ascii="Calibri" w:hAnsi="Calibri" w:cs="Calibri"/>
+          <w:sz w:val="36"/>
+          <w:szCs w:val="36"/>
+        </w:rPr>
+      </w:pPr>
+      <w:r>
+        <w:rPr>
+          <w:rFonts w:ascii="Calibri" w:hAnsi="Calibri" w:cs="Calibri"/>
+          <w:sz w:val="36"/>
+          <w:szCs w:val="36"/>
         </w:rPr>
         <w:t xml:space="preserve"># Go to </w:t>
       </w:r>
-      <w:proofErr w:type="spellStart"/>
-      <w:r>
-        <w:rPr>
-          <w:b/>
-          <w:bCs/>
-          <w:sz w:val="32"/>
-          <w:szCs w:val="32"/>
-        </w:rPr>
-        <w:t>project_root</w:t>
-      </w:r>
-      <w:proofErr w:type="spellEnd"/>
-      <w:r>
-        <w:rPr>
-          <w:b/>
-          <w:bCs/>
-          <w:sz w:val="32"/>
-          <w:szCs w:val="32"/>
-        </w:rPr>
-        <w:t>\</w:t>
-      </w:r>
-      <w:proofErr w:type="spellStart"/>
-      <w:r>
-        <w:rPr>
-          <w:b/>
-          <w:bCs/>
-          <w:sz w:val="32"/>
-          <w:szCs w:val="32"/>
-        </w:rPr>
-        <w:t>pubsec.yaml</w:t>
-      </w:r>
-      <w:proofErr w:type="spellEnd"/>
-      <w:r>
-        <w:rPr>
-          <w:sz w:val="32"/>
-          <w:szCs w:val="32"/>
+      <w:r>
+        <w:rPr>
+          <w:rFonts w:ascii="Calibri" w:hAnsi="Calibri" w:cs="Calibri"/>
+          <w:b/>
+          <w:bCs/>
+          <w:sz w:val="36"/>
+          <w:szCs w:val="36"/>
+        </w:rPr>
+        <w:t>project_root\pubsec.yaml</w:t>
+      </w:r>
+      <w:r>
+        <w:rPr>
+          <w:rFonts w:ascii="Calibri" w:hAnsi="Calibri" w:cs="Calibri"/>
+          <w:sz w:val="36"/>
+          <w:szCs w:val="36"/>
         </w:rPr>
         <w:t xml:space="preserve"> and edit the </w:t>
       </w:r>
       <w:r>
         <w:rPr>
-          <w:b/>
-          <w:bCs/>
-          <w:sz w:val="32"/>
-          <w:szCs w:val="32"/>
+          <w:rFonts w:ascii="Calibri" w:hAnsi="Calibri" w:cs="Calibri"/>
+          <w:b/>
+          <w:bCs/>
+          <w:sz w:val="36"/>
+          <w:szCs w:val="36"/>
         </w:rPr>
         <w:t xml:space="preserve">name: </w:t>
       </w:r>
       <w:r>
         <w:rPr>
-          <w:sz w:val="32"/>
-          <w:szCs w:val="32"/>
+          <w:rFonts w:ascii="Calibri" w:hAnsi="Calibri" w:cs="Calibri"/>
+          <w:sz w:val="36"/>
+          <w:szCs w:val="36"/>
         </w:rPr>
         <w:t>from</w:t>
       </w:r>
@@ -326,30 +326,33 @@
       <w:pPr>
         <w:jc w:val="both"/>
         <w:rPr>
-          <w:b/>
-          <w:bCs/>
-          <w:color w:val="D86DCB" w:themeColor="accent5" w:themeTint="99"/>
-          <w:sz w:val="32"/>
-          <w:szCs w:val="32"/>
-        </w:rPr>
-      </w:pPr>
-      <w:r>
-        <w:rPr>
-          <w:b/>
-          <w:bCs/>
-          <w:color w:val="D86DCB" w:themeColor="accent5" w:themeTint="99"/>
-          <w:sz w:val="32"/>
-          <w:szCs w:val="32"/>
+          <w:rFonts w:ascii="Calibri" w:hAnsi="Calibri" w:cs="Calibri"/>
+          <w:b/>
+          <w:bCs/>
+          <w:color w:val="D86DCB" w:themeColor="accent5" w:themeTint="99"/>
+          <w:sz w:val="36"/>
+          <w:szCs w:val="36"/>
+        </w:rPr>
+      </w:pPr>
+      <w:r>
+        <w:rPr>
+          <w:rFonts w:ascii="Calibri" w:hAnsi="Calibri" w:cs="Calibri"/>
+          <w:b/>
+          <w:bCs/>
+          <w:color w:val="D86DCB" w:themeColor="accent5" w:themeTint="99"/>
+          <w:sz w:val="36"/>
+          <w:szCs w:val="36"/>
         </w:rPr>
         <w:t>name: flutter7_portfolio</w:t>
       </w:r>
       <w:r>
         <w:rPr>
-          <w:b/>
-          <w:bCs/>
-          <w:color w:val="D86DCB" w:themeColor="accent5" w:themeTint="99"/>
-          <w:sz w:val="32"/>
-          <w:szCs w:val="32"/>
+          <w:rFonts w:ascii="Calibri" w:hAnsi="Calibri" w:cs="Calibri"/>
+          <w:b/>
+          <w:bCs/>
+          <w:color w:val="D86DCB" w:themeColor="accent5" w:themeTint="99"/>
+          <w:sz w:val="36"/>
+          <w:szCs w:val="36"/>
         </w:rPr>
         <w:br/>
         <w:t>description: "A new Flutter project."</w:t>
@@ -359,20 +362,22 @@
       <w:pPr>
         <w:jc w:val="both"/>
         <w:rPr>
-          <w:b/>
-          <w:bCs/>
-          <w:color w:val="D86DCB" w:themeColor="accent5" w:themeTint="99"/>
-          <w:sz w:val="32"/>
-          <w:szCs w:val="32"/>
-        </w:rPr>
-      </w:pPr>
-      <w:r>
-        <w:rPr>
-          <w:b/>
-          <w:bCs/>
-          <w:color w:val="D86DCB" w:themeColor="accent5" w:themeTint="99"/>
-          <w:sz w:val="32"/>
-          <w:szCs w:val="32"/>
+          <w:rFonts w:ascii="Calibri" w:hAnsi="Calibri" w:cs="Calibri"/>
+          <w:b/>
+          <w:bCs/>
+          <w:color w:val="D86DCB" w:themeColor="accent5" w:themeTint="99"/>
+          <w:sz w:val="36"/>
+          <w:szCs w:val="36"/>
+        </w:rPr>
+      </w:pPr>
+      <w:r>
+        <w:rPr>
+          <w:rFonts w:ascii="Calibri" w:hAnsi="Calibri" w:cs="Calibri"/>
+          <w:b/>
+          <w:bCs/>
+          <w:color w:val="D86DCB" w:themeColor="accent5" w:themeTint="99"/>
+          <w:sz w:val="36"/>
+          <w:szCs w:val="36"/>
         </w:rPr>
         <w:t>…</w:t>
       </w:r>
@@ -381,92 +386,79 @@
       <w:pPr>
         <w:jc w:val="both"/>
         <w:rPr>
-          <w:sz w:val="32"/>
-          <w:szCs w:val="32"/>
-        </w:rPr>
-      </w:pPr>
-      <w:r>
-        <w:rPr>
-          <w:sz w:val="32"/>
-          <w:szCs w:val="32"/>
+          <w:rFonts w:ascii="Calibri" w:hAnsi="Calibri" w:cs="Calibri"/>
+          <w:sz w:val="36"/>
+          <w:szCs w:val="36"/>
+        </w:rPr>
+      </w:pPr>
+      <w:r>
+        <w:rPr>
+          <w:rFonts w:ascii="Calibri" w:hAnsi="Calibri" w:cs="Calibri"/>
+          <w:sz w:val="36"/>
+          <w:szCs w:val="36"/>
         </w:rPr>
         <w:t xml:space="preserve"># To this and make sure </w:t>
       </w:r>
       <w:r>
         <w:rPr>
-          <w:b/>
-          <w:bCs/>
-          <w:sz w:val="32"/>
-          <w:szCs w:val="32"/>
+          <w:rFonts w:ascii="Calibri" w:hAnsi="Calibri" w:cs="Calibri"/>
+          <w:b/>
+          <w:bCs/>
+          <w:sz w:val="36"/>
+          <w:szCs w:val="36"/>
         </w:rPr>
         <w:t xml:space="preserve">name: </w:t>
       </w:r>
       <w:r>
         <w:rPr>
-          <w:sz w:val="32"/>
-          <w:szCs w:val="32"/>
-        </w:rPr>
-        <w:t>f</w:t>
-      </w:r>
-      <w:r>
-        <w:rPr>
-          <w:sz w:val="32"/>
-          <w:szCs w:val="32"/>
-        </w:rPr>
-        <w:t xml:space="preserve">ield uses </w:t>
-      </w:r>
-      <w:proofErr w:type="spellStart"/>
-      <w:r>
-        <w:rPr>
-          <w:b/>
-          <w:bCs/>
-          <w:sz w:val="32"/>
-          <w:szCs w:val="32"/>
+          <w:rFonts w:ascii="Calibri" w:hAnsi="Calibri" w:cs="Calibri"/>
+          <w:sz w:val="36"/>
+          <w:szCs w:val="36"/>
+        </w:rPr>
+        <w:t xml:space="preserve">field uses </w:t>
+      </w:r>
+      <w:r>
+        <w:rPr>
+          <w:rFonts w:ascii="Calibri" w:hAnsi="Calibri" w:cs="Calibri"/>
+          <w:b/>
+          <w:bCs/>
+          <w:sz w:val="36"/>
+          <w:szCs w:val="36"/>
         </w:rPr>
         <w:t>snake_case</w:t>
       </w:r>
-      <w:proofErr w:type="spellEnd"/>
-    </w:p>
-    <w:p>
-      <w:pPr>
-        <w:jc w:val="both"/>
-        <w:rPr>
-          <w:b/>
-          <w:bCs/>
-          <w:color w:val="D86DCB" w:themeColor="accent5" w:themeTint="99"/>
-          <w:sz w:val="32"/>
-          <w:szCs w:val="32"/>
-        </w:rPr>
-      </w:pPr>
-      <w:r>
-        <w:rPr>
-          <w:b/>
-          <w:bCs/>
-          <w:color w:val="D86DCB" w:themeColor="accent5" w:themeTint="99"/>
-          <w:sz w:val="32"/>
-          <w:szCs w:val="32"/>
-        </w:rPr>
-        <w:t xml:space="preserve">name: </w:t>
-      </w:r>
-      <w:proofErr w:type="spellStart"/>
-      <w:r>
-        <w:rPr>
-          <w:b/>
-          <w:bCs/>
-          <w:color w:val="D86DCB" w:themeColor="accent5" w:themeTint="99"/>
-          <w:sz w:val="32"/>
-          <w:szCs w:val="32"/>
-        </w:rPr>
-        <w:t>Nazmul_portfolio</w:t>
-      </w:r>
-      <w:proofErr w:type="spellEnd"/>
-      <w:r>
-        <w:rPr>
-          <w:b/>
-          <w:bCs/>
-          <w:color w:val="D86DCB" w:themeColor="accent5" w:themeTint="99"/>
-          <w:sz w:val="32"/>
-          <w:szCs w:val="32"/>
+    </w:p>
+    <w:p>
+      <w:pPr>
+        <w:jc w:val="both"/>
+        <w:rPr>
+          <w:rFonts w:ascii="Calibri" w:hAnsi="Calibri" w:cs="Calibri"/>
+          <w:b/>
+          <w:bCs/>
+          <w:color w:val="D86DCB" w:themeColor="accent5" w:themeTint="99"/>
+          <w:sz w:val="36"/>
+          <w:szCs w:val="36"/>
+        </w:rPr>
+      </w:pPr>
+      <w:r>
+        <w:rPr>
+          <w:rFonts w:ascii="Calibri" w:hAnsi="Calibri" w:cs="Calibri"/>
+          <w:b/>
+          <w:bCs/>
+          <w:color w:val="D86DCB" w:themeColor="accent5" w:themeTint="99"/>
+          <w:sz w:val="36"/>
+          <w:szCs w:val="36"/>
+        </w:rPr>
+        <w:t>name: Nazmul_portfolio</w:t>
+      </w:r>
+      <w:r>
+        <w:rPr>
+          <w:rFonts w:ascii="Calibri" w:hAnsi="Calibri" w:cs="Calibri"/>
+          <w:b/>
+          <w:bCs/>
+          <w:color w:val="D86DCB" w:themeColor="accent5" w:themeTint="99"/>
+          <w:sz w:val="36"/>
+          <w:szCs w:val="36"/>
         </w:rPr>
         <w:br/>
         <w:t>description: "A new Flutter project."</w:t>
@@ -476,20 +468,22 @@
       <w:pPr>
         <w:jc w:val="both"/>
         <w:rPr>
-          <w:b/>
-          <w:bCs/>
-          <w:color w:val="D86DCB" w:themeColor="accent5" w:themeTint="99"/>
-          <w:sz w:val="32"/>
-          <w:szCs w:val="32"/>
-        </w:rPr>
-      </w:pPr>
-      <w:r>
-        <w:rPr>
-          <w:b/>
-          <w:bCs/>
-          <w:color w:val="D86DCB" w:themeColor="accent5" w:themeTint="99"/>
-          <w:sz w:val="32"/>
-          <w:szCs w:val="32"/>
+          <w:rFonts w:ascii="Calibri" w:hAnsi="Calibri" w:cs="Calibri"/>
+          <w:b/>
+          <w:bCs/>
+          <w:color w:val="D86DCB" w:themeColor="accent5" w:themeTint="99"/>
+          <w:sz w:val="36"/>
+          <w:szCs w:val="36"/>
+        </w:rPr>
+      </w:pPr>
+      <w:r>
+        <w:rPr>
+          <w:rFonts w:ascii="Calibri" w:hAnsi="Calibri" w:cs="Calibri"/>
+          <w:b/>
+          <w:bCs/>
+          <w:color w:val="D86DCB" w:themeColor="accent5" w:themeTint="99"/>
+          <w:sz w:val="36"/>
+          <w:szCs w:val="36"/>
         </w:rPr>
         <w:t>…</w:t>
       </w:r>
@@ -498,23 +492,26 @@
       <w:pPr>
         <w:jc w:val="both"/>
         <w:rPr>
-          <w:sz w:val="32"/>
-          <w:szCs w:val="32"/>
-        </w:rPr>
-      </w:pPr>
-    </w:p>
-    <w:p>
-      <w:pPr>
-        <w:jc w:val="both"/>
-        <w:rPr>
-          <w:sz w:val="32"/>
-          <w:szCs w:val="32"/>
-        </w:rPr>
-      </w:pPr>
-      <w:r>
-        <w:rPr>
-          <w:sz w:val="32"/>
-          <w:szCs w:val="32"/>
+          <w:rFonts w:ascii="Calibri" w:hAnsi="Calibri" w:cs="Calibri"/>
+          <w:sz w:val="36"/>
+          <w:szCs w:val="36"/>
+        </w:rPr>
+      </w:pPr>
+    </w:p>
+    <w:p>
+      <w:pPr>
+        <w:jc w:val="both"/>
+        <w:rPr>
+          <w:rFonts w:ascii="Calibri" w:hAnsi="Calibri" w:cs="Calibri"/>
+          <w:sz w:val="36"/>
+          <w:szCs w:val="36"/>
+        </w:rPr>
+      </w:pPr>
+      <w:r>
+        <w:rPr>
+          <w:rFonts w:ascii="Calibri" w:hAnsi="Calibri" w:cs="Calibri"/>
+          <w:sz w:val="36"/>
+          <w:szCs w:val="36"/>
         </w:rPr>
         <w:t>index.html:</w:t>
       </w:r>
@@ -523,80 +520,68 @@
       <w:pPr>
         <w:jc w:val="both"/>
         <w:rPr>
-          <w:sz w:val="32"/>
-          <w:szCs w:val="32"/>
-        </w:rPr>
-      </w:pPr>
-      <w:r>
-        <w:rPr>
-          <w:sz w:val="32"/>
-          <w:szCs w:val="32"/>
+          <w:rFonts w:ascii="Calibri" w:hAnsi="Calibri" w:cs="Calibri"/>
+          <w:sz w:val="36"/>
+          <w:szCs w:val="36"/>
+        </w:rPr>
+      </w:pPr>
+      <w:r>
+        <w:rPr>
+          <w:rFonts w:ascii="Calibri" w:hAnsi="Calibri" w:cs="Calibri"/>
+          <w:sz w:val="36"/>
+          <w:szCs w:val="36"/>
         </w:rPr>
         <w:t xml:space="preserve"># </w:t>
       </w:r>
       <w:r>
         <w:rPr>
-          <w:sz w:val="32"/>
-          <w:szCs w:val="32"/>
+          <w:rFonts w:ascii="Calibri" w:hAnsi="Calibri" w:cs="Calibri"/>
+          <w:sz w:val="36"/>
+          <w:szCs w:val="36"/>
         </w:rPr>
         <w:t>If we want the Browser Tab to show</w:t>
       </w:r>
       <w:r>
         <w:rPr>
-          <w:sz w:val="32"/>
-          <w:szCs w:val="32"/>
+          <w:rFonts w:ascii="Calibri" w:hAnsi="Calibri" w:cs="Calibri"/>
+          <w:sz w:val="36"/>
+          <w:szCs w:val="36"/>
         </w:rPr>
         <w:t xml:space="preserve"> a customized name like </w:t>
       </w:r>
       <w:r>
         <w:rPr>
-          <w:b/>
-          <w:bCs/>
-          <w:sz w:val="32"/>
-          <w:szCs w:val="32"/>
-        </w:rPr>
-        <w:t>Nazmul Portfolio</w:t>
-      </w:r>
-      <w:r>
-        <w:rPr>
-          <w:b/>
-          <w:bCs/>
-          <w:sz w:val="32"/>
-          <w:szCs w:val="32"/>
-        </w:rPr>
-        <w:t xml:space="preserve"> </w:t>
-      </w:r>
-      <w:r>
-        <w:rPr>
-          <w:sz w:val="32"/>
-          <w:szCs w:val="32"/>
+          <w:rFonts w:ascii="Calibri" w:hAnsi="Calibri" w:cs="Calibri"/>
+          <w:b/>
+          <w:bCs/>
+          <w:sz w:val="36"/>
+          <w:szCs w:val="36"/>
+        </w:rPr>
+        <w:t xml:space="preserve">Nazmul Portfolio </w:t>
+      </w:r>
+      <w:r>
+        <w:rPr>
+          <w:rFonts w:ascii="Calibri" w:hAnsi="Calibri" w:cs="Calibri"/>
+          <w:sz w:val="36"/>
+          <w:szCs w:val="36"/>
         </w:rPr>
         <w:t xml:space="preserve">then go to </w:t>
       </w:r>
-      <w:proofErr w:type="spellStart"/>
-      <w:r>
-        <w:rPr>
-          <w:b/>
-          <w:bCs/>
-          <w:sz w:val="32"/>
-          <w:szCs w:val="32"/>
-        </w:rPr>
-        <w:t>project_root</w:t>
-      </w:r>
-      <w:proofErr w:type="spellEnd"/>
-      <w:r>
-        <w:rPr>
-          <w:b/>
-          <w:bCs/>
-          <w:sz w:val="32"/>
-          <w:szCs w:val="32"/>
-        </w:rPr>
-        <w:t>/web/index.html</w:t>
-      </w:r>
-      <w:r>
-        <w:rPr>
-          <w:sz w:val="32"/>
-          <w:szCs w:val="32"/>
+      <w:r>
+        <w:rPr>
+          <w:rFonts w:ascii="Calibri" w:hAnsi="Calibri" w:cs="Calibri"/>
+          <w:b/>
+          <w:bCs/>
+          <w:sz w:val="36"/>
+          <w:szCs w:val="36"/>
+        </w:rPr>
+        <w:t>project_root/web/index.html</w:t>
+      </w:r>
+      <w:r>
+        <w:rPr>
+          <w:rFonts w:ascii="Calibri" w:hAnsi="Calibri" w:cs="Calibri"/>
+          <w:sz w:val="36"/>
+          <w:szCs w:val="36"/>
         </w:rPr>
         <w:t xml:space="preserve"> and edit this (normal spaces are allowed):</w:t>
       </w:r>
@@ -605,20 +590,22 @@
       <w:pPr>
         <w:jc w:val="both"/>
         <w:rPr>
-          <w:b/>
-          <w:bCs/>
-          <w:color w:val="D86DCB" w:themeColor="accent5" w:themeTint="99"/>
-          <w:sz w:val="32"/>
-          <w:szCs w:val="32"/>
-        </w:rPr>
-      </w:pPr>
-      <w:r>
-        <w:rPr>
-          <w:b/>
-          <w:bCs/>
-          <w:color w:val="D86DCB" w:themeColor="accent5" w:themeTint="99"/>
-          <w:sz w:val="32"/>
-          <w:szCs w:val="32"/>
+          <w:rFonts w:ascii="Calibri" w:hAnsi="Calibri" w:cs="Calibri"/>
+          <w:b/>
+          <w:bCs/>
+          <w:color w:val="D86DCB" w:themeColor="accent5" w:themeTint="99"/>
+          <w:sz w:val="36"/>
+          <w:szCs w:val="36"/>
+        </w:rPr>
+      </w:pPr>
+      <w:r>
+        <w:rPr>
+          <w:rFonts w:ascii="Calibri" w:hAnsi="Calibri" w:cs="Calibri"/>
+          <w:b/>
+          <w:bCs/>
+          <w:color w:val="D86DCB" w:themeColor="accent5" w:themeTint="99"/>
+          <w:sz w:val="36"/>
+          <w:szCs w:val="36"/>
         </w:rPr>
         <w:t>…</w:t>
       </w:r>
@@ -627,20 +614,22 @@
       <w:pPr>
         <w:jc w:val="both"/>
         <w:rPr>
-          <w:b/>
-          <w:bCs/>
-          <w:color w:val="D86DCB" w:themeColor="accent5" w:themeTint="99"/>
-          <w:sz w:val="32"/>
-          <w:szCs w:val="32"/>
-        </w:rPr>
-      </w:pPr>
-      <w:r>
-        <w:rPr>
-          <w:b/>
-          <w:bCs/>
-          <w:color w:val="D86DCB" w:themeColor="accent5" w:themeTint="99"/>
-          <w:sz w:val="32"/>
-          <w:szCs w:val="32"/>
+          <w:rFonts w:ascii="Calibri" w:hAnsi="Calibri" w:cs="Calibri"/>
+          <w:b/>
+          <w:bCs/>
+          <w:color w:val="D86DCB" w:themeColor="accent5" w:themeTint="99"/>
+          <w:sz w:val="36"/>
+          <w:szCs w:val="36"/>
+        </w:rPr>
+      </w:pPr>
+      <w:r>
+        <w:rPr>
+          <w:rFonts w:ascii="Calibri" w:hAnsi="Calibri" w:cs="Calibri"/>
+          <w:b/>
+          <w:bCs/>
+          <w:color w:val="D86DCB" w:themeColor="accent5" w:themeTint="99"/>
+          <w:sz w:val="36"/>
+          <w:szCs w:val="36"/>
         </w:rPr>
         <w:t>&lt;title&gt;Nazmul Portfolio&lt;/title&gt;</w:t>
       </w:r>
@@ -649,14 +638,16 @@
       <w:pPr>
         <w:jc w:val="both"/>
         <w:rPr>
-          <w:sz w:val="32"/>
-          <w:szCs w:val="32"/>
-        </w:rPr>
-      </w:pPr>
-      <w:r>
-        <w:rPr>
-          <w:sz w:val="32"/>
-          <w:szCs w:val="32"/>
+          <w:rFonts w:ascii="Calibri" w:hAnsi="Calibri" w:cs="Calibri"/>
+          <w:sz w:val="36"/>
+          <w:szCs w:val="36"/>
+        </w:rPr>
+      </w:pPr>
+      <w:r>
+        <w:rPr>
+          <w:rFonts w:ascii="Calibri" w:hAnsi="Calibri" w:cs="Calibri"/>
+          <w:sz w:val="36"/>
+          <w:szCs w:val="36"/>
         </w:rPr>
         <w:t># Also set:</w:t>
       </w:r>
@@ -665,186 +656,123 @@
       <w:pPr>
         <w:jc w:val="both"/>
         <w:rPr>
-          <w:b/>
-          <w:bCs/>
-          <w:color w:val="D86DCB" w:themeColor="accent5" w:themeTint="99"/>
-          <w:sz w:val="32"/>
-          <w:szCs w:val="32"/>
-        </w:rPr>
-      </w:pPr>
-      <w:r>
-        <w:rPr>
-          <w:b/>
-          <w:bCs/>
-          <w:color w:val="D86DCB" w:themeColor="accent5" w:themeTint="99"/>
-          <w:sz w:val="32"/>
-          <w:szCs w:val="32"/>
-        </w:rPr>
-        <w:t xml:space="preserve">  </w:t>
-      </w:r>
-      <w:proofErr w:type="gramStart"/>
-      <w:r>
-        <w:rPr>
-          <w:b/>
-          <w:bCs/>
-          <w:color w:val="D86DCB" w:themeColor="accent5" w:themeTint="99"/>
-          <w:sz w:val="32"/>
-          <w:szCs w:val="32"/>
-        </w:rPr>
-        <w:t>&lt;!--</w:t>
-      </w:r>
-      <w:proofErr w:type="gramEnd"/>
-      <w:r>
-        <w:rPr>
-          <w:b/>
-          <w:bCs/>
-          <w:color w:val="D86DCB" w:themeColor="accent5" w:themeTint="99"/>
-          <w:sz w:val="32"/>
-          <w:szCs w:val="32"/>
-        </w:rPr>
-        <w:t xml:space="preserve"> iOS meta tags &amp; icons --&gt;</w:t>
-      </w:r>
-    </w:p>
-    <w:p>
-      <w:pPr>
-        <w:jc w:val="both"/>
-        <w:rPr>
-          <w:b/>
-          <w:bCs/>
-          <w:color w:val="D86DCB" w:themeColor="accent5" w:themeTint="99"/>
-          <w:sz w:val="32"/>
-          <w:szCs w:val="32"/>
-        </w:rPr>
-      </w:pPr>
-      <w:r>
-        <w:rPr>
-          <w:b/>
-          <w:bCs/>
-          <w:color w:val="D86DCB" w:themeColor="accent5" w:themeTint="99"/>
-          <w:sz w:val="32"/>
-          <w:szCs w:val="32"/>
-        </w:rPr>
-        <w:t xml:space="preserve">  </w:t>
-      </w:r>
-      <w:r>
-        <w:rPr>
-          <w:b/>
-          <w:bCs/>
-          <w:color w:val="D86DCB" w:themeColor="accent5" w:themeTint="99"/>
-          <w:sz w:val="32"/>
-          <w:szCs w:val="32"/>
-        </w:rPr>
-        <w:t>…</w:t>
-      </w:r>
-    </w:p>
-    <w:p>
-      <w:pPr>
-        <w:jc w:val="both"/>
-        <w:rPr>
-          <w:b/>
-          <w:bCs/>
-          <w:color w:val="D86DCB" w:themeColor="accent5" w:themeTint="99"/>
-          <w:sz w:val="32"/>
-          <w:szCs w:val="32"/>
-        </w:rPr>
-      </w:pPr>
-      <w:r>
-        <w:rPr>
-          <w:b/>
-          <w:bCs/>
-          <w:color w:val="D86DCB" w:themeColor="accent5" w:themeTint="99"/>
-          <w:sz w:val="32"/>
-          <w:szCs w:val="32"/>
+          <w:rFonts w:ascii="Calibri" w:hAnsi="Calibri" w:cs="Calibri"/>
+          <w:b/>
+          <w:bCs/>
+          <w:color w:val="D86DCB" w:themeColor="accent5" w:themeTint="99"/>
+          <w:sz w:val="36"/>
+          <w:szCs w:val="36"/>
+        </w:rPr>
+      </w:pPr>
+      <w:r>
+        <w:rPr>
+          <w:rFonts w:ascii="Calibri" w:hAnsi="Calibri" w:cs="Calibri"/>
+          <w:b/>
+          <w:bCs/>
+          <w:color w:val="D86DCB" w:themeColor="accent5" w:themeTint="99"/>
+          <w:sz w:val="36"/>
+          <w:szCs w:val="36"/>
+        </w:rPr>
+        <w:t xml:space="preserve">  &lt;!-- iOS meta tags &amp; icons --&gt;</w:t>
+      </w:r>
+    </w:p>
+    <w:p>
+      <w:pPr>
+        <w:jc w:val="both"/>
+        <w:rPr>
+          <w:rFonts w:ascii="Calibri" w:hAnsi="Calibri" w:cs="Calibri"/>
+          <w:b/>
+          <w:bCs/>
+          <w:color w:val="D86DCB" w:themeColor="accent5" w:themeTint="99"/>
+          <w:sz w:val="36"/>
+          <w:szCs w:val="36"/>
+        </w:rPr>
+      </w:pPr>
+      <w:r>
+        <w:rPr>
+          <w:rFonts w:ascii="Calibri" w:hAnsi="Calibri" w:cs="Calibri"/>
+          <w:b/>
+          <w:bCs/>
+          <w:color w:val="D86DCB" w:themeColor="accent5" w:themeTint="99"/>
+          <w:sz w:val="36"/>
+          <w:szCs w:val="36"/>
         </w:rPr>
         <w:lastRenderedPageBreak/>
-        <w:t xml:space="preserve">  &lt;meta name="apple-mobile-web-app-title" content="Nazmul Portfolio"&gt;</w:t>
-      </w:r>
-      <w:r>
-        <w:rPr>
-          <w:b/>
-          <w:bCs/>
-          <w:color w:val="D86DCB" w:themeColor="accent5" w:themeTint="99"/>
-          <w:sz w:val="32"/>
-          <w:szCs w:val="32"/>
-        </w:rPr>
-        <w:t xml:space="preserve"> </w:t>
-      </w:r>
-      <w:proofErr w:type="gramStart"/>
-      <w:r>
-        <w:rPr>
-          <w:b/>
-          <w:bCs/>
-          <w:color w:val="D86DCB" w:themeColor="accent5" w:themeTint="99"/>
-          <w:sz w:val="32"/>
-          <w:szCs w:val="32"/>
-        </w:rPr>
-        <w:t>&lt;!--</w:t>
-      </w:r>
-      <w:proofErr w:type="gramEnd"/>
-      <w:r>
-        <w:rPr>
-          <w:b/>
-          <w:bCs/>
-          <w:color w:val="D86DCB" w:themeColor="accent5" w:themeTint="99"/>
-          <w:sz w:val="32"/>
-          <w:szCs w:val="32"/>
-        </w:rPr>
-        <w:t>Set Here--&gt;</w:t>
-      </w:r>
-    </w:p>
-    <w:p>
-      <w:pPr>
-        <w:jc w:val="both"/>
-        <w:rPr>
-          <w:b/>
-          <w:bCs/>
-          <w:color w:val="D86DCB" w:themeColor="accent5" w:themeTint="99"/>
-          <w:sz w:val="32"/>
-          <w:szCs w:val="32"/>
-        </w:rPr>
-      </w:pPr>
-      <w:r>
-        <w:rPr>
-          <w:b/>
-          <w:bCs/>
-          <w:color w:val="D86DCB" w:themeColor="accent5" w:themeTint="99"/>
-          <w:sz w:val="32"/>
-          <w:szCs w:val="32"/>
-        </w:rPr>
-        <w:t xml:space="preserve"> </w:t>
-      </w:r>
-      <w:r>
-        <w:rPr>
-          <w:b/>
-          <w:bCs/>
-          <w:color w:val="D86DCB" w:themeColor="accent5" w:themeTint="99"/>
-          <w:sz w:val="32"/>
-          <w:szCs w:val="32"/>
-        </w:rPr>
-        <w:t>…</w:t>
-      </w:r>
-    </w:p>
-    <w:p>
-      <w:pPr>
-        <w:jc w:val="both"/>
-        <w:rPr>
-          <w:sz w:val="32"/>
-          <w:szCs w:val="32"/>
-        </w:rPr>
-      </w:pPr>
-    </w:p>
-    <w:p>
-      <w:pPr>
-        <w:jc w:val="both"/>
-        <w:rPr>
-          <w:sz w:val="32"/>
-          <w:szCs w:val="32"/>
-        </w:rPr>
-      </w:pPr>
-      <w:r>
-        <w:rPr>
-          <w:sz w:val="32"/>
-          <w:szCs w:val="32"/>
+        <w:t xml:space="preserve">  …</w:t>
+      </w:r>
+    </w:p>
+    <w:p>
+      <w:pPr>
+        <w:jc w:val="both"/>
+        <w:rPr>
+          <w:rFonts w:ascii="Calibri" w:hAnsi="Calibri" w:cs="Calibri"/>
+          <w:b/>
+          <w:bCs/>
+          <w:color w:val="D86DCB" w:themeColor="accent5" w:themeTint="99"/>
+          <w:sz w:val="36"/>
+          <w:szCs w:val="36"/>
+        </w:rPr>
+      </w:pPr>
+      <w:r>
+        <w:rPr>
+          <w:rFonts w:ascii="Calibri" w:hAnsi="Calibri" w:cs="Calibri"/>
+          <w:b/>
+          <w:bCs/>
+          <w:color w:val="D86DCB" w:themeColor="accent5" w:themeTint="99"/>
+          <w:sz w:val="36"/>
+          <w:szCs w:val="36"/>
+        </w:rPr>
+        <w:t xml:space="preserve">  &lt;meta name="apple-mobile-web-app-title" content="Nazmul Portfolio"&gt; &lt;!--Set Here--&gt;</w:t>
+      </w:r>
+    </w:p>
+    <w:p>
+      <w:pPr>
+        <w:jc w:val="both"/>
+        <w:rPr>
+          <w:rFonts w:ascii="Calibri" w:hAnsi="Calibri" w:cs="Calibri"/>
+          <w:b/>
+          <w:bCs/>
+          <w:color w:val="D86DCB" w:themeColor="accent5" w:themeTint="99"/>
+          <w:sz w:val="36"/>
+          <w:szCs w:val="36"/>
+        </w:rPr>
+      </w:pPr>
+      <w:r>
+        <w:rPr>
+          <w:rFonts w:ascii="Calibri" w:hAnsi="Calibri" w:cs="Calibri"/>
+          <w:b/>
+          <w:bCs/>
+          <w:color w:val="D86DCB" w:themeColor="accent5" w:themeTint="99"/>
+          <w:sz w:val="36"/>
+          <w:szCs w:val="36"/>
+        </w:rPr>
+        <w:t xml:space="preserve"> …</w:t>
+      </w:r>
+    </w:p>
+    <w:p>
+      <w:pPr>
+        <w:jc w:val="both"/>
+        <w:rPr>
+          <w:rFonts w:ascii="Calibri" w:hAnsi="Calibri" w:cs="Calibri"/>
+          <w:sz w:val="36"/>
+          <w:szCs w:val="36"/>
+        </w:rPr>
+      </w:pPr>
+    </w:p>
+    <w:p>
+      <w:pPr>
+        <w:jc w:val="both"/>
+        <w:rPr>
+          <w:rFonts w:ascii="Calibri" w:hAnsi="Calibri" w:cs="Calibri"/>
+          <w:sz w:val="36"/>
+          <w:szCs w:val="36"/>
+        </w:rPr>
+      </w:pPr>
+      <w:r>
+        <w:rPr>
+          <w:rFonts w:ascii="Calibri" w:hAnsi="Calibri" w:cs="Calibri"/>
+          <w:sz w:val="36"/>
+          <w:szCs w:val="36"/>
         </w:rPr>
         <w:t>PWA/App name:</w:t>
       </w:r>
@@ -853,51 +781,18 @@
       <w:pPr>
         <w:jc w:val="both"/>
         <w:rPr>
-          <w:sz w:val="32"/>
-          <w:szCs w:val="32"/>
-        </w:rPr>
-      </w:pPr>
-      <w:r>
-        <w:rPr>
-          <w:sz w:val="32"/>
-          <w:szCs w:val="32"/>
-        </w:rPr>
-        <w:t xml:space="preserve"># And if we want to change the </w:t>
-      </w:r>
-      <w:r>
-        <w:rPr>
-          <w:sz w:val="32"/>
-          <w:szCs w:val="32"/>
-        </w:rPr>
-        <w:t xml:space="preserve">PWA/App </w:t>
-      </w:r>
-      <w:r>
-        <w:rPr>
-          <w:sz w:val="32"/>
-          <w:szCs w:val="32"/>
-        </w:rPr>
-        <w:t>n</w:t>
-      </w:r>
-      <w:r>
-        <w:rPr>
-          <w:sz w:val="32"/>
-          <w:szCs w:val="32"/>
-        </w:rPr>
-        <w:t>ame</w:t>
-      </w:r>
-      <w:r>
-        <w:rPr>
-          <w:sz w:val="32"/>
-          <w:szCs w:val="32"/>
-        </w:rPr>
-        <w:t xml:space="preserve"> which</w:t>
-      </w:r>
-      <w:r>
-        <w:rPr>
-          <w:sz w:val="32"/>
-          <w:szCs w:val="32"/>
-        </w:rPr>
-        <w:t xml:space="preserve"> mainly affects:</w:t>
+          <w:rFonts w:ascii="Calibri" w:hAnsi="Calibri" w:cs="Calibri"/>
+          <w:sz w:val="36"/>
+          <w:szCs w:val="36"/>
+        </w:rPr>
+      </w:pPr>
+      <w:r>
+        <w:rPr>
+          <w:rFonts w:ascii="Calibri" w:hAnsi="Calibri" w:cs="Calibri"/>
+          <w:sz w:val="36"/>
+          <w:szCs w:val="36"/>
+        </w:rPr>
+        <w:t># And if we want to change the PWA/App name which mainly affects:</w:t>
       </w:r>
     </w:p>
     <w:p>
@@ -909,14 +804,16 @@
         </w:numPr>
         <w:jc w:val="both"/>
         <w:rPr>
-          <w:sz w:val="32"/>
-          <w:szCs w:val="32"/>
-        </w:rPr>
-      </w:pPr>
-      <w:r>
-        <w:rPr>
-          <w:sz w:val="32"/>
-          <w:szCs w:val="32"/>
+          <w:rFonts w:ascii="Calibri" w:hAnsi="Calibri" w:cs="Calibri"/>
+          <w:sz w:val="36"/>
+          <w:szCs w:val="36"/>
+        </w:rPr>
+      </w:pPr>
+      <w:r>
+        <w:rPr>
+          <w:rFonts w:ascii="Calibri" w:hAnsi="Calibri" w:cs="Calibri"/>
+          <w:sz w:val="36"/>
+          <w:szCs w:val="36"/>
         </w:rPr>
         <w:t>"Install App" on browsers</w:t>
       </w:r>
@@ -930,14 +827,16 @@
         </w:numPr>
         <w:jc w:val="both"/>
         <w:rPr>
-          <w:sz w:val="32"/>
-          <w:szCs w:val="32"/>
-        </w:rPr>
-      </w:pPr>
-      <w:r>
-        <w:rPr>
-          <w:sz w:val="32"/>
-          <w:szCs w:val="32"/>
+          <w:rFonts w:ascii="Calibri" w:hAnsi="Calibri" w:cs="Calibri"/>
+          <w:sz w:val="36"/>
+          <w:szCs w:val="36"/>
+        </w:rPr>
+      </w:pPr>
+      <w:r>
+        <w:rPr>
+          <w:rFonts w:ascii="Calibri" w:hAnsi="Calibri" w:cs="Calibri"/>
+          <w:sz w:val="36"/>
+          <w:szCs w:val="36"/>
         </w:rPr>
         <w:t>Home screen name on mobile</w:t>
       </w:r>
@@ -951,14 +850,16 @@
         </w:numPr>
         <w:jc w:val="both"/>
         <w:rPr>
-          <w:sz w:val="32"/>
-          <w:szCs w:val="32"/>
-        </w:rPr>
-      </w:pPr>
-      <w:r>
-        <w:rPr>
-          <w:sz w:val="32"/>
-          <w:szCs w:val="32"/>
+          <w:rFonts w:ascii="Calibri" w:hAnsi="Calibri" w:cs="Calibri"/>
+          <w:sz w:val="36"/>
+          <w:szCs w:val="36"/>
+        </w:rPr>
+      </w:pPr>
+      <w:r>
+        <w:rPr>
+          <w:rFonts w:ascii="Calibri" w:hAnsi="Calibri" w:cs="Calibri"/>
+          <w:sz w:val="36"/>
+          <w:szCs w:val="36"/>
         </w:rPr>
         <w:t>PWA behavior</w:t>
       </w:r>
@@ -967,88 +868,58 @@
       <w:pPr>
         <w:jc w:val="both"/>
         <w:rPr>
-          <w:sz w:val="32"/>
-          <w:szCs w:val="32"/>
-        </w:rPr>
-      </w:pPr>
-      <w:r>
-        <w:rPr>
-          <w:sz w:val="32"/>
-          <w:szCs w:val="32"/>
+          <w:rFonts w:ascii="Calibri" w:hAnsi="Calibri" w:cs="Calibri"/>
+          <w:sz w:val="36"/>
+          <w:szCs w:val="36"/>
+        </w:rPr>
+      </w:pPr>
+      <w:r>
+        <w:rPr>
+          <w:rFonts w:ascii="Calibri" w:hAnsi="Calibri" w:cs="Calibri"/>
+          <w:sz w:val="36"/>
+          <w:szCs w:val="36"/>
         </w:rPr>
         <w:t xml:space="preserve"># Then go to </w:t>
       </w:r>
-      <w:proofErr w:type="spellStart"/>
-      <w:r>
-        <w:rPr>
-          <w:b/>
-          <w:bCs/>
-          <w:sz w:val="32"/>
-          <w:szCs w:val="32"/>
-        </w:rPr>
-        <w:t>project_root</w:t>
-      </w:r>
-      <w:proofErr w:type="spellEnd"/>
-      <w:r>
-        <w:rPr>
-          <w:b/>
-          <w:bCs/>
-          <w:sz w:val="32"/>
-          <w:szCs w:val="32"/>
-        </w:rPr>
-        <w:t>/web/</w:t>
-      </w:r>
-      <w:proofErr w:type="spellStart"/>
-      <w:r>
-        <w:rPr>
-          <w:b/>
-          <w:bCs/>
-          <w:sz w:val="32"/>
-          <w:szCs w:val="32"/>
-        </w:rPr>
-        <w:t>manifest.json</w:t>
-      </w:r>
-      <w:proofErr w:type="spellEnd"/>
-      <w:r>
-        <w:rPr>
-          <w:sz w:val="32"/>
-          <w:szCs w:val="32"/>
-        </w:rPr>
-        <w:t xml:space="preserve"> and edit (</w:t>
-      </w:r>
-      <w:r>
-        <w:rPr>
-          <w:sz w:val="32"/>
-          <w:szCs w:val="32"/>
-        </w:rPr>
-        <w:t>Spaces are perfectly fine here</w:t>
-      </w:r>
-      <w:r>
-        <w:rPr>
-          <w:sz w:val="32"/>
-          <w:szCs w:val="32"/>
-        </w:rPr>
-        <w:t xml:space="preserve"> too):</w:t>
-      </w:r>
-    </w:p>
-    <w:p>
-      <w:pPr>
-        <w:jc w:val="both"/>
-        <w:rPr>
-          <w:b/>
-          <w:bCs/>
-          <w:color w:val="D86DCB" w:themeColor="accent5" w:themeTint="99"/>
-          <w:sz w:val="32"/>
-          <w:szCs w:val="32"/>
-        </w:rPr>
-      </w:pPr>
-      <w:r>
-        <w:rPr>
-          <w:b/>
-          <w:bCs/>
-          <w:color w:val="D86DCB" w:themeColor="accent5" w:themeTint="99"/>
-          <w:sz w:val="32"/>
-          <w:szCs w:val="32"/>
+      <w:r>
+        <w:rPr>
+          <w:rFonts w:ascii="Calibri" w:hAnsi="Calibri" w:cs="Calibri"/>
+          <w:b/>
+          <w:bCs/>
+          <w:sz w:val="36"/>
+          <w:szCs w:val="36"/>
+        </w:rPr>
+        <w:t>project_root/web/manifest.json</w:t>
+      </w:r>
+      <w:r>
+        <w:rPr>
+          <w:rFonts w:ascii="Calibri" w:hAnsi="Calibri" w:cs="Calibri"/>
+          <w:sz w:val="36"/>
+          <w:szCs w:val="36"/>
+        </w:rPr>
+        <w:t xml:space="preserve"> and edit (Spaces are perfectly fine here too):</w:t>
+      </w:r>
+    </w:p>
+    <w:p>
+      <w:pPr>
+        <w:jc w:val="both"/>
+        <w:rPr>
+          <w:rFonts w:ascii="Calibri" w:hAnsi="Calibri" w:cs="Calibri"/>
+          <w:b/>
+          <w:bCs/>
+          <w:color w:val="D86DCB" w:themeColor="accent5" w:themeTint="99"/>
+          <w:sz w:val="36"/>
+          <w:szCs w:val="36"/>
+        </w:rPr>
+      </w:pPr>
+      <w:r>
+        <w:rPr>
+          <w:rFonts w:ascii="Calibri" w:hAnsi="Calibri" w:cs="Calibri"/>
+          <w:b/>
+          <w:bCs/>
+          <w:color w:val="D86DCB" w:themeColor="accent5" w:themeTint="99"/>
+          <w:sz w:val="36"/>
+          <w:szCs w:val="36"/>
         </w:rPr>
         <w:t>{</w:t>
       </w:r>
@@ -1057,20 +928,22 @@
       <w:pPr>
         <w:jc w:val="both"/>
         <w:rPr>
-          <w:b/>
-          <w:bCs/>
-          <w:color w:val="D86DCB" w:themeColor="accent5" w:themeTint="99"/>
-          <w:sz w:val="32"/>
-          <w:szCs w:val="32"/>
-        </w:rPr>
-      </w:pPr>
-      <w:r>
-        <w:rPr>
-          <w:b/>
-          <w:bCs/>
-          <w:color w:val="D86DCB" w:themeColor="accent5" w:themeTint="99"/>
-          <w:sz w:val="32"/>
-          <w:szCs w:val="32"/>
+          <w:rFonts w:ascii="Calibri" w:hAnsi="Calibri" w:cs="Calibri"/>
+          <w:b/>
+          <w:bCs/>
+          <w:color w:val="D86DCB" w:themeColor="accent5" w:themeTint="99"/>
+          <w:sz w:val="36"/>
+          <w:szCs w:val="36"/>
+        </w:rPr>
+      </w:pPr>
+      <w:r>
+        <w:rPr>
+          <w:rFonts w:ascii="Calibri" w:hAnsi="Calibri" w:cs="Calibri"/>
+          <w:b/>
+          <w:bCs/>
+          <w:color w:val="D86DCB" w:themeColor="accent5" w:themeTint="99"/>
+          <w:sz w:val="36"/>
+          <w:szCs w:val="36"/>
         </w:rPr>
         <w:t xml:space="preserve">  "name": "Nazmul Portfolio",</w:t>
       </w:r>
@@ -1079,76 +952,46 @@
       <w:pPr>
         <w:jc w:val="both"/>
         <w:rPr>
-          <w:b/>
-          <w:bCs/>
-          <w:color w:val="D86DCB" w:themeColor="accent5" w:themeTint="99"/>
-          <w:sz w:val="32"/>
-          <w:szCs w:val="32"/>
-        </w:rPr>
-      </w:pPr>
-      <w:r>
-        <w:rPr>
-          <w:b/>
-          <w:bCs/>
-          <w:color w:val="D86DCB" w:themeColor="accent5" w:themeTint="99"/>
-          <w:sz w:val="32"/>
-          <w:szCs w:val="32"/>
-        </w:rPr>
-        <w:t xml:space="preserve">  "</w:t>
-      </w:r>
-      <w:proofErr w:type="spellStart"/>
-      <w:proofErr w:type="gramStart"/>
-      <w:r>
-        <w:rPr>
-          <w:b/>
-          <w:bCs/>
-          <w:color w:val="D86DCB" w:themeColor="accent5" w:themeTint="99"/>
-          <w:sz w:val="32"/>
-          <w:szCs w:val="32"/>
-        </w:rPr>
-        <w:t>short</w:t>
-      </w:r>
-      <w:proofErr w:type="gramEnd"/>
-      <w:r>
-        <w:rPr>
-          <w:b/>
-          <w:bCs/>
-          <w:color w:val="D86DCB" w:themeColor="accent5" w:themeTint="99"/>
-          <w:sz w:val="32"/>
-          <w:szCs w:val="32"/>
-        </w:rPr>
-        <w:t>_name</w:t>
-      </w:r>
-      <w:proofErr w:type="spellEnd"/>
-      <w:r>
-        <w:rPr>
-          <w:b/>
-          <w:bCs/>
-          <w:color w:val="D86DCB" w:themeColor="accent5" w:themeTint="99"/>
-          <w:sz w:val="32"/>
-          <w:szCs w:val="32"/>
-        </w:rPr>
-        <w:t>": "Nazmul"</w:t>
-      </w:r>
-    </w:p>
-    <w:p>
-      <w:pPr>
-        <w:jc w:val="both"/>
-        <w:rPr>
-          <w:b/>
-          <w:bCs/>
-          <w:color w:val="D86DCB" w:themeColor="accent5" w:themeTint="99"/>
-          <w:sz w:val="32"/>
-          <w:szCs w:val="32"/>
-        </w:rPr>
-      </w:pPr>
-      <w:r>
-        <w:rPr>
-          <w:b/>
-          <w:bCs/>
-          <w:color w:val="D86DCB" w:themeColor="accent5" w:themeTint="99"/>
-          <w:sz w:val="32"/>
-          <w:szCs w:val="32"/>
+          <w:rFonts w:ascii="Calibri" w:hAnsi="Calibri" w:cs="Calibri"/>
+          <w:b/>
+          <w:bCs/>
+          <w:color w:val="D86DCB" w:themeColor="accent5" w:themeTint="99"/>
+          <w:sz w:val="36"/>
+          <w:szCs w:val="36"/>
+        </w:rPr>
+      </w:pPr>
+      <w:r>
+        <w:rPr>
+          <w:rFonts w:ascii="Calibri" w:hAnsi="Calibri" w:cs="Calibri"/>
+          <w:b/>
+          <w:bCs/>
+          <w:color w:val="D86DCB" w:themeColor="accent5" w:themeTint="99"/>
+          <w:sz w:val="36"/>
+          <w:szCs w:val="36"/>
+        </w:rPr>
+        <w:t xml:space="preserve">  "short_name": "Nazmul"</w:t>
+      </w:r>
+    </w:p>
+    <w:p>
+      <w:pPr>
+        <w:jc w:val="both"/>
+        <w:rPr>
+          <w:rFonts w:ascii="Calibri" w:hAnsi="Calibri" w:cs="Calibri"/>
+          <w:b/>
+          <w:bCs/>
+          <w:color w:val="D86DCB" w:themeColor="accent5" w:themeTint="99"/>
+          <w:sz w:val="36"/>
+          <w:szCs w:val="36"/>
+        </w:rPr>
+      </w:pPr>
+      <w:r>
+        <w:rPr>
+          <w:rFonts w:ascii="Calibri" w:hAnsi="Calibri" w:cs="Calibri"/>
+          <w:b/>
+          <w:bCs/>
+          <w:color w:val="D86DCB" w:themeColor="accent5" w:themeTint="99"/>
+          <w:sz w:val="36"/>
+          <w:szCs w:val="36"/>
         </w:rPr>
         <w:t>}</w:t>
       </w:r>
@@ -1157,93 +1000,62 @@
       <w:pPr>
         <w:jc w:val="both"/>
         <w:rPr>
-          <w:sz w:val="32"/>
-          <w:szCs w:val="32"/>
-        </w:rPr>
-      </w:pPr>
-      <w:r>
-        <w:rPr>
-          <w:sz w:val="32"/>
-          <w:szCs w:val="32"/>
+          <w:rFonts w:ascii="Calibri" w:hAnsi="Calibri" w:cs="Calibri"/>
+          <w:sz w:val="36"/>
+          <w:szCs w:val="36"/>
+        </w:rPr>
+      </w:pPr>
+      <w:r>
+        <w:rPr>
+          <w:rFonts w:ascii="Calibri" w:hAnsi="Calibri" w:cs="Calibri"/>
+          <w:sz w:val="36"/>
+          <w:szCs w:val="36"/>
         </w:rPr>
         <w:t># Then also set the name in the</w:t>
       </w:r>
       <w:r>
         <w:rPr>
-          <w:b/>
-          <w:bCs/>
-          <w:sz w:val="32"/>
-          <w:szCs w:val="32"/>
-        </w:rPr>
-        <w:t xml:space="preserve"> </w:t>
-      </w:r>
-      <w:proofErr w:type="spellStart"/>
-      <w:proofErr w:type="gramStart"/>
-      <w:r>
-        <w:rPr>
-          <w:b/>
-          <w:bCs/>
-          <w:sz w:val="32"/>
-          <w:szCs w:val="32"/>
-        </w:rPr>
-        <w:t>MaterialApp</w:t>
-      </w:r>
-      <w:proofErr w:type="spellEnd"/>
-      <w:r>
-        <w:rPr>
-          <w:b/>
-          <w:bCs/>
-          <w:sz w:val="32"/>
-          <w:szCs w:val="32"/>
-        </w:rPr>
-        <w:t>(</w:t>
-      </w:r>
-      <w:proofErr w:type="gramEnd"/>
-      <w:r>
-        <w:rPr>
-          <w:b/>
-          <w:bCs/>
-          <w:sz w:val="32"/>
-          <w:szCs w:val="32"/>
-        </w:rPr>
-        <w:t>)</w:t>
-      </w:r>
-    </w:p>
-    <w:p>
-      <w:pPr>
-        <w:jc w:val="both"/>
-        <w:rPr>
-          <w:sz w:val="32"/>
-          <w:szCs w:val="32"/>
-        </w:rPr>
-      </w:pPr>
-      <w:r>
-        <w:rPr>
-          <w:sz w:val="32"/>
-          <w:szCs w:val="32"/>
-        </w:rPr>
-        <w:t>#</w:t>
-      </w:r>
-      <w:r>
-        <w:rPr>
-          <w:sz w:val="32"/>
-          <w:szCs w:val="32"/>
-        </w:rPr>
-        <w:t xml:space="preserve"> That’s it we’re done now set up </w:t>
-      </w:r>
-      <w:r>
-        <w:rPr>
-          <w:b/>
-          <w:bCs/>
-          <w:sz w:val="32"/>
-          <w:szCs w:val="32"/>
+          <w:rFonts w:ascii="Calibri" w:hAnsi="Calibri" w:cs="Calibri"/>
+          <w:b/>
+          <w:bCs/>
+          <w:sz w:val="36"/>
+          <w:szCs w:val="36"/>
+        </w:rPr>
+        <w:t xml:space="preserve"> MaterialApp()</w:t>
+      </w:r>
+    </w:p>
+    <w:p>
+      <w:pPr>
+        <w:jc w:val="both"/>
+        <w:rPr>
+          <w:rFonts w:ascii="Calibri" w:hAnsi="Calibri" w:cs="Calibri"/>
+          <w:sz w:val="36"/>
+          <w:szCs w:val="36"/>
+        </w:rPr>
+      </w:pPr>
+      <w:r>
+        <w:rPr>
+          <w:rFonts w:ascii="Calibri" w:hAnsi="Calibri" w:cs="Calibri"/>
+          <w:sz w:val="36"/>
+          <w:szCs w:val="36"/>
+        </w:rPr>
+        <w:t xml:space="preserve"># That’s it we’re done now set up </w:t>
+      </w:r>
+      <w:r>
+        <w:rPr>
+          <w:rFonts w:ascii="Calibri" w:hAnsi="Calibri" w:cs="Calibri"/>
+          <w:b/>
+          <w:bCs/>
+          <w:sz w:val="36"/>
+          <w:szCs w:val="36"/>
         </w:rPr>
         <w:t>Firebase</w:t>
       </w:r>
       <w:r>
         <w:rPr>
-          <w:sz w:val="32"/>
-          <w:szCs w:val="32"/>
+          <w:rFonts w:ascii="Calibri" w:hAnsi="Calibri" w:cs="Calibri"/>
+          <w:sz w:val="36"/>
+          <w:szCs w:val="36"/>
         </w:rPr>
         <w:t xml:space="preserve"> see fw10 firebase web hosting doc</w:t>
       </w:r>
@@ -1251,8 +1063,9 @@
     <w:p>
       <w:pPr>
         <w:rPr>
-          <w:sz w:val="32"/>
-          <w:szCs w:val="32"/>
+          <w:rFonts w:ascii="Calibri" w:hAnsi="Calibri" w:cs="Calibri"/>
+          <w:sz w:val="36"/>
+          <w:szCs w:val="36"/>
         </w:rPr>
       </w:pPr>
     </w:p>
@@ -1260,14 +1073,16 @@
       <w:pPr>
         <w:jc w:val="center"/>
         <w:rPr>
-          <w:sz w:val="32"/>
-          <w:szCs w:val="32"/>
-        </w:rPr>
-      </w:pPr>
-      <w:r>
-        <w:rPr>
-          <w:sz w:val="32"/>
-          <w:szCs w:val="32"/>
+          <w:rFonts w:ascii="Calibri" w:hAnsi="Calibri" w:cs="Calibri"/>
+          <w:sz w:val="36"/>
+          <w:szCs w:val="36"/>
+        </w:rPr>
+      </w:pPr>
+      <w:r>
+        <w:rPr>
+          <w:rFonts w:ascii="Calibri" w:hAnsi="Calibri" w:cs="Calibri"/>
+          <w:sz w:val="36"/>
+          <w:szCs w:val="36"/>
         </w:rPr>
         <w:t>Break</w:t>
       </w:r>
@@ -1276,27 +1091,30 @@
       <w:pPr>
         <w:jc w:val="both"/>
         <w:rPr>
-          <w:sz w:val="32"/>
-          <w:szCs w:val="32"/>
-        </w:rPr>
-      </w:pPr>
-    </w:p>
-    <w:p>
-      <w:pPr>
-        <w:jc w:val="both"/>
-        <w:rPr>
-          <w:b/>
-          <w:bCs/>
-          <w:sz w:val="32"/>
-          <w:szCs w:val="32"/>
-        </w:rPr>
-      </w:pPr>
-      <w:r>
-        <w:rPr>
-          <w:b/>
-          <w:bCs/>
-          <w:sz w:val="32"/>
-          <w:szCs w:val="32"/>
+          <w:rFonts w:ascii="Calibri" w:hAnsi="Calibri" w:cs="Calibri"/>
+          <w:sz w:val="36"/>
+          <w:szCs w:val="36"/>
+        </w:rPr>
+      </w:pPr>
+    </w:p>
+    <w:p>
+      <w:pPr>
+        <w:jc w:val="both"/>
+        <w:rPr>
+          <w:rFonts w:ascii="Calibri" w:hAnsi="Calibri" w:cs="Calibri"/>
+          <w:b/>
+          <w:bCs/>
+          <w:sz w:val="36"/>
+          <w:szCs w:val="36"/>
+        </w:rPr>
+      </w:pPr>
+      <w:r>
+        <w:rPr>
+          <w:rFonts w:ascii="Calibri" w:hAnsi="Calibri" w:cs="Calibri"/>
+          <w:b/>
+          <w:bCs/>
+          <w:sz w:val="36"/>
+          <w:szCs w:val="36"/>
         </w:rPr>
         <w:t>Customizing Browser Tab Icon:</w:t>
       </w:r>
@@ -1305,14 +1123,16 @@
       <w:pPr>
         <w:jc w:val="both"/>
         <w:rPr>
-          <w:sz w:val="32"/>
-          <w:szCs w:val="32"/>
-        </w:rPr>
-      </w:pPr>
-      <w:r>
-        <w:rPr>
-          <w:sz w:val="32"/>
-          <w:szCs w:val="32"/>
+          <w:rFonts w:ascii="Calibri" w:hAnsi="Calibri" w:cs="Calibri"/>
+          <w:sz w:val="36"/>
+          <w:szCs w:val="36"/>
+        </w:rPr>
+      </w:pPr>
+      <w:r>
+        <w:rPr>
+          <w:rFonts w:ascii="Calibri" w:hAnsi="Calibri" w:cs="Calibri"/>
+          <w:sz w:val="36"/>
+          <w:szCs w:val="36"/>
         </w:rPr>
         <w:t xml:space="preserve"># </w:t>
       </w:r>
@@ -2249,6 +2069,7 @@
   <w:style w:type="character" w:default="1" w:styleId="DefaultParagraphFont">
     <w:name w:val="Default Paragraph Font"/>
     <w:uiPriority w:val="1"/>
+    <w:semiHidden/>
     <w:unhideWhenUsed/>
   </w:style>
   <w:style w:type="table" w:default="1" w:styleId="TableNormal">
